--- a/tillsyn/A 36619-2026 tillsynsbegäran.docx
+++ b/tillsyn/A 36619-2026 tillsynsbegäran.docx
@@ -1193,7 +1193,7 @@
     <w:r>
       <w:tab/>
       <w:tab/>
-      <w:t>2026-09-14</w:t>
+      <w:t>2026-09-15</w:t>
       <w:br/>
       <w:br/>
     </w:r>

--- a/tillsyn/A 36619-2026 tillsynsbegäran.docx
+++ b/tillsyn/A 36619-2026 tillsynsbegäran.docx
@@ -1193,7 +1193,7 @@
     <w:r>
       <w:tab/>
       <w:tab/>
-      <w:t>2026-09-15</w:t>
+      <w:t>2026-09-16</w:t>
       <w:br/>
       <w:br/>
     </w:r>

--- a/tillsyn/A 36619-2026 tillsynsbegäran.docx
+++ b/tillsyn/A 36619-2026 tillsynsbegäran.docx
@@ -1193,7 +1193,7 @@
     <w:r>
       <w:tab/>
       <w:tab/>
-      <w:t>2026-09-16</w:t>
+      <w:t>2026-09-17</w:t>
       <w:br/>
       <w:br/>
     </w:r>

--- a/tillsyn/A 36619-2026 tillsynsbegäran.docx
+++ b/tillsyn/A 36619-2026 tillsynsbegäran.docx
@@ -1193,7 +1193,7 @@
     <w:r>
       <w:tab/>
       <w:tab/>
-      <w:t>2026-09-17</w:t>
+      <w:t>2026-09-18</w:t>
       <w:br/>
       <w:br/>
     </w:r>

--- a/tillsyn/A 36619-2026 tillsynsbegäran.docx
+++ b/tillsyn/A 36619-2026 tillsynsbegäran.docx
@@ -1193,7 +1193,7 @@
     <w:r>
       <w:tab/>
       <w:tab/>
-      <w:t>2026-09-18</w:t>
+      <w:t>2026-09-19</w:t>
       <w:br/>
       <w:br/>
     </w:r>

--- a/tillsyn/A 36619-2026 tillsynsbegäran.docx
+++ b/tillsyn/A 36619-2026 tillsynsbegäran.docx
@@ -1193,7 +1193,7 @@
     <w:r>
       <w:tab/>
       <w:tab/>
-      <w:t>2026-09-19</w:t>
+      <w:t>2026-09-21</w:t>
       <w:br/>
       <w:br/>
     </w:r>

--- a/tillsyn/A 36619-2026 tillsynsbegäran.docx
+++ b/tillsyn/A 36619-2026 tillsynsbegäran.docx
@@ -1193,7 +1193,7 @@
     <w:r>
       <w:tab/>
       <w:tab/>
-      <w:t>2026-09-21</w:t>
+      <w:t>2026-09-23</w:t>
       <w:br/>
       <w:br/>
     </w:r>

--- a/tillsyn/A 36619-2026 tillsynsbegäran.docx
+++ b/tillsyn/A 36619-2026 tillsynsbegäran.docx
@@ -1193,7 +1193,7 @@
     <w:r>
       <w:tab/>
       <w:tab/>
-      <w:t>2026-09-23</w:t>
+      <w:t>2026-09-24</w:t>
       <w:br/>
       <w:br/>
     </w:r>

--- a/tillsyn/A 36619-2026 tillsynsbegäran.docx
+++ b/tillsyn/A 36619-2026 tillsynsbegäran.docx
@@ -1193,7 +1193,7 @@
     <w:r>
       <w:tab/>
       <w:tab/>
-      <w:t>2026-09-24</w:t>
+      <w:t>2026-09-25</w:t>
       <w:br/>
       <w:br/>
     </w:r>

--- a/tillsyn/A 36619-2026 tillsynsbegäran.docx
+++ b/tillsyn/A 36619-2026 tillsynsbegäran.docx
@@ -1193,7 +1193,7 @@
     <w:r>
       <w:tab/>
       <w:tab/>
-      <w:t>2026-09-25</w:t>
+      <w:t>2026-09-26</w:t>
       <w:br/>
       <w:br/>
     </w:r>

--- a/tillsyn/A 36619-2026 tillsynsbegäran.docx
+++ b/tillsyn/A 36619-2026 tillsynsbegäran.docx
@@ -1193,7 +1193,7 @@
     <w:r>
       <w:tab/>
       <w:tab/>
-      <w:t>2026-09-26</w:t>
+      <w:t>2026-09-27</w:t>
       <w:br/>
       <w:br/>
     </w:r>

--- a/tillsyn/A 36619-2026 tillsynsbegäran.docx
+++ b/tillsyn/A 36619-2026 tillsynsbegäran.docx
@@ -1193,7 +1193,7 @@
     <w:r>
       <w:tab/>
       <w:tab/>
-      <w:t>2026-09-27</w:t>
+      <w:t>2026-09-28</w:t>
       <w:br/>
       <w:br/>
     </w:r>

--- a/tillsyn/A 36619-2026 tillsynsbegäran.docx
+++ b/tillsyn/A 36619-2026 tillsynsbegäran.docx
@@ -1193,7 +1193,7 @@
     <w:r>
       <w:tab/>
       <w:tab/>
-      <w:t>2026-09-28</w:t>
+      <w:t>2026-09-29</w:t>
       <w:br/>
       <w:br/>
     </w:r>

--- a/tillsyn/A 36619-2026 tillsynsbegäran.docx
+++ b/tillsyn/A 36619-2026 tillsynsbegäran.docx
@@ -1193,7 +1193,7 @@
     <w:r>
       <w:tab/>
       <w:tab/>
-      <w:t>2026-09-29</w:t>
+      <w:t>2026-09-30</w:t>
       <w:br/>
       <w:br/>
     </w:r>

--- a/tillsyn/A 36619-2026 tillsynsbegäran.docx
+++ b/tillsyn/A 36619-2026 tillsynsbegäran.docx
@@ -1193,7 +1193,7 @@
     <w:r>
       <w:tab/>
       <w:tab/>
-      <w:t>2026-09-30</w:t>
+      <w:t>2026-10-01</w:t>
       <w:br/>
       <w:br/>
     </w:r>

--- a/tillsyn/A 36619-2026 tillsynsbegäran.docx
+++ b/tillsyn/A 36619-2026 tillsynsbegäran.docx
@@ -1193,7 +1193,7 @@
     <w:r>
       <w:tab/>
       <w:tab/>
-      <w:t>2026-10-01</w:t>
+      <w:t>2026-10-02</w:t>
       <w:br/>
       <w:br/>
     </w:r>

--- a/tillsyn/A 36619-2026 tillsynsbegäran.docx
+++ b/tillsyn/A 36619-2026 tillsynsbegäran.docx
@@ -1193,7 +1193,7 @@
     <w:r>
       <w:tab/>
       <w:tab/>
-      <w:t>2026-10-02</w:t>
+      <w:t>2026-10-03</w:t>
       <w:br/>
       <w:br/>
     </w:r>

--- a/tillsyn/A 36619-2026 tillsynsbegäran.docx
+++ b/tillsyn/A 36619-2026 tillsynsbegäran.docx
@@ -1193,7 +1193,7 @@
     <w:r>
       <w:tab/>
       <w:tab/>
-      <w:t>2026-10-03</w:t>
+      <w:t>2026-10-04</w:t>
       <w:br/>
       <w:br/>
     </w:r>

--- a/tillsyn/A 36619-2026 tillsynsbegäran.docx
+++ b/tillsyn/A 36619-2026 tillsynsbegäran.docx
@@ -1193,7 +1193,7 @@
     <w:r>
       <w:tab/>
       <w:tab/>
-      <w:t>2026-10-04</w:t>
+      <w:t>2026-10-05</w:t>
       <w:br/>
       <w:br/>
     </w:r>

--- a/tillsyn/A 36619-2026 tillsynsbegäran.docx
+++ b/tillsyn/A 36619-2026 tillsynsbegäran.docx
@@ -1193,7 +1193,7 @@
     <w:r>
       <w:tab/>
       <w:tab/>
-      <w:t>2026-10-05</w:t>
+      <w:t>2026-10-06</w:t>
       <w:br/>
       <w:br/>
     </w:r>

--- a/tillsyn/A 36619-2026 tillsynsbegäran.docx
+++ b/tillsyn/A 36619-2026 tillsynsbegäran.docx
@@ -1193,7 +1193,7 @@
     <w:r>
       <w:tab/>
       <w:tab/>
-      <w:t>2026-10-06</w:t>
+      <w:t>2026-10-07</w:t>
       <w:br/>
       <w:br/>
     </w:r>

--- a/tillsyn/A 36619-2026 tillsynsbegäran.docx
+++ b/tillsyn/A 36619-2026 tillsynsbegäran.docx
@@ -1193,7 +1193,7 @@
     <w:r>
       <w:tab/>
       <w:tab/>
-      <w:t>2026-10-07</w:t>
+      <w:t>2026-10-08</w:t>
       <w:br/>
       <w:br/>
     </w:r>

--- a/tillsyn/A 36619-2026 tillsynsbegäran.docx
+++ b/tillsyn/A 36619-2026 tillsynsbegäran.docx
@@ -1193,7 +1193,7 @@
     <w:r>
       <w:tab/>
       <w:tab/>
-      <w:t>2026-10-08</w:t>
+      <w:t>2026-10-09</w:t>
       <w:br/>
       <w:br/>
     </w:r>

--- a/tillsyn/A 36619-2026 tillsynsbegäran.docx
+++ b/tillsyn/A 36619-2026 tillsynsbegäran.docx
@@ -1193,7 +1193,7 @@
     <w:r>
       <w:tab/>
       <w:tab/>
-      <w:t>2026-10-09</w:t>
+      <w:t>2026-10-10</w:t>
       <w:br/>
       <w:br/>
     </w:r>

--- a/tillsyn/A 36619-2026 tillsynsbegäran.docx
+++ b/tillsyn/A 36619-2026 tillsynsbegäran.docx
@@ -1193,7 +1193,7 @@
     <w:r>
       <w:tab/>
       <w:tab/>
-      <w:t>2026-10-10</w:t>
+      <w:t>2026-10-11</w:t>
       <w:br/>
       <w:br/>
     </w:r>

--- a/tillsyn/A 36619-2026 tillsynsbegäran.docx
+++ b/tillsyn/A 36619-2026 tillsynsbegäran.docx
@@ -1193,7 +1193,7 @@
     <w:r>
       <w:tab/>
       <w:tab/>
-      <w:t>2026-10-11</w:t>
+      <w:t>2026-10-12</w:t>
       <w:br/>
       <w:br/>
     </w:r>

--- a/tillsyn/A 36619-2026 tillsynsbegäran.docx
+++ b/tillsyn/A 36619-2026 tillsynsbegäran.docx
@@ -1193,7 +1193,7 @@
     <w:r>
       <w:tab/>
       <w:tab/>
-      <w:t>2026-10-12</w:t>
+      <w:t>2026-10-13</w:t>
       <w:br/>
       <w:br/>
     </w:r>

--- a/tillsyn/A 36619-2026 tillsynsbegäran.docx
+++ b/tillsyn/A 36619-2026 tillsynsbegäran.docx
@@ -1193,7 +1193,7 @@
     <w:r>
       <w:tab/>
       <w:tab/>
-      <w:t>2026-10-13</w:t>
+      <w:t>2026-10-14</w:t>
       <w:br/>
       <w:br/>
     </w:r>

--- a/tillsyn/A 36619-2026 tillsynsbegäran.docx
+++ b/tillsyn/A 36619-2026 tillsynsbegäran.docx
@@ -1193,7 +1193,7 @@
     <w:r>
       <w:tab/>
       <w:tab/>
-      <w:t>2026-10-14</w:t>
+      <w:t>2026-10-15</w:t>
       <w:br/>
       <w:br/>
     </w:r>

--- a/tillsyn/A 36619-2026 tillsynsbegäran.docx
+++ b/tillsyn/A 36619-2026 tillsynsbegäran.docx
@@ -1193,7 +1193,7 @@
     <w:r>
       <w:tab/>
       <w:tab/>
-      <w:t>2026-10-15</w:t>
+      <w:t>2026-10-16</w:t>
       <w:br/>
       <w:br/>
     </w:r>

--- a/tillsyn/A 36619-2026 tillsynsbegäran.docx
+++ b/tillsyn/A 36619-2026 tillsynsbegäran.docx
@@ -1193,7 +1193,7 @@
     <w:r>
       <w:tab/>
       <w:tab/>
-      <w:t>2026-10-16</w:t>
+      <w:t>2026-10-17</w:t>
       <w:br/>
       <w:br/>
     </w:r>

--- a/tillsyn/A 36619-2026 tillsynsbegäran.docx
+++ b/tillsyn/A 36619-2026 tillsynsbegäran.docx
@@ -1193,7 +1193,7 @@
     <w:r>
       <w:tab/>
       <w:tab/>
-      <w:t>2026-10-17</w:t>
+      <w:t>2026-10-18</w:t>
       <w:br/>
       <w:br/>
     </w:r>

--- a/tillsyn/A 36619-2026 tillsynsbegäran.docx
+++ b/tillsyn/A 36619-2026 tillsynsbegäran.docx
@@ -1193,7 +1193,7 @@
     <w:r>
       <w:tab/>
       <w:tab/>
-      <w:t>2026-10-18</w:t>
+      <w:t>2026-10-19</w:t>
       <w:br/>
       <w:br/>
     </w:r>

--- a/tillsyn/A 36619-2026 tillsynsbegäran.docx
+++ b/tillsyn/A 36619-2026 tillsynsbegäran.docx
@@ -22,7 +22,7 @@
       <w:r>
         <w:drawing>
           <wp:inline xmlns:a="http://schemas.openxmlformats.org/drawingml/2006/main" xmlns:pic="http://schemas.openxmlformats.org/drawingml/2006/picture">
-            <wp:extent cx="5486400" cy="5288437"/>
+            <wp:extent cx="5486400" cy="5407215"/>
             <wp:docPr id="1" name="Picture 1"/>
             <wp:cNvGraphicFramePr>
               <a:graphicFrameLocks noChangeAspect="1"/>
@@ -43,7 +43,7 @@
                   <pic:spPr>
                     <a:xfrm>
                       <a:off x="0" y="0"/>
-                      <a:ext cx="5486400" cy="5288437"/>
+                      <a:ext cx="5486400" cy="5407215"/>
                     </a:xfrm>
                     <a:prstGeom prst="rect"/>
                   </pic:spPr>
@@ -65,7 +65,7 @@
     </w:p>
     <w:p>
       <w:r>
-        <w:t>I och inom 23 meter från avverkningsanmälan finns fynd av 11 naturvårdsarter, varav 11 är rödlistade, 3 är fridlysta och 9 är typiska (T): garnlav (VU, T), gränsticka (VU, T), hökuggla (VU, §4), ostticka (VU, T), doftskinn (NT, T), gammelgransskål (NT, T), knottrig blåslav (NT, T), rosenticka (NT, T), talltita (NT, §4), tretåig hackspett (NT, T, §4) och violmussling (NT, T). Se Figur 1.</w:t>
+        <w:t>I och inom 23 meter från avverkningsanmälan finns fynd av 17 naturvårdsarter, varav 17 är rödlistade, 4 är fridlysta och 14 är typiska (T): doftticka (VU, T, §8), garnlav (VU, T), gränsticka (VU, T), hökuggla (VU, §4), liten sotlav (VU, T), ostticka (VU, T), skuggnål (VU), vitskaftad svartspik (VU, T), doftskinn (NT, T), gammelgransskål (NT, T), knottrig blåslav (NT, T), rosenticka (NT, T), rynkskinn (NT, T), talltita (NT, §4), tretåig hackspett (NT, T, §4), ullticka (NT, T) och violmussling (NT, T). Se Figur 1.</w:t>
       </w:r>
     </w:p>
     <w:p>
@@ -109,6 +109,35 @@
         <w:rPr>
           <w:b/>
         </w:rPr>
+        <w:t>Doftticka (VU, §8)</w:t>
+      </w:r>
+      <w:r>
+        <w:t xml:space="preserve"> är rödlistad som sårbar (VU) och fridlyst enligt 8§ artskyddsförordningen. Den är även globalt rödlistad som Nära hotad (NT) vilket innebär att Sverige har ett internationellt ansvar för arten. Doftticka är beroende av hög och jämn luftfuktighet i gamla, ostörda skogsmiljöer och är känslig för snabba förändringar av ljus-/vindförhållanden eller uttorkning. Dofttickan är placerad i toppen av Skogsstyrelsens värdepyramid för bedömning av skog med höga naturvärden och signalerar alltid gamla sälgar och skogsområden med höga naturvärden. Avverkning av värdträd (främst sälg) utgör det största hotet och när gamla och olikåldriga skogar med sälg avverkas försvinner oftast sälgen. Dofttickan har minskat med ca 30 % under de senaste 30 åren och är typisk art för </w:t>
+      </w:r>
+      <w:r>
+        <w:rPr>
+          <w:i/>
+        </w:rPr>
+        <w:t>9010 Taiga</w:t>
+      </w:r>
+      <w:r>
+        <w:t xml:space="preserve"> och</w:t>
+      </w:r>
+      <w:r>
+        <w:rPr>
+          <w:i/>
+        </w:rPr>
+        <w:t xml:space="preserve"> 9050 Näringsrik granskog </w:t>
+      </w:r>
+      <w:r>
+        <w:t>(IUCN Redlist, 2024; Nitare &amp; Skogsstyrelsen, 2019; SLU Artdatabanken, 2024).</w:t>
+      </w:r>
+    </w:p>
+    <w:p>
+      <w:r>
+        <w:rPr>
+          <w:b/>
+        </w:rPr>
         <w:t>Garnlav (VU)</w:t>
       </w:r>
       <w:r>
@@ -169,6 +198,26 @@
         <w:rPr>
           <w:b/>
         </w:rPr>
+        <w:t>Liten sotlav (VU)</w:t>
+      </w:r>
+      <w:r>
+        <w:t xml:space="preserve"> förekommer i gamla brandrefugiala boreala granskogar där den oftast påträffas på grovbarkiga, senvuxna, mycket gamla granar. Arten är en av de mest krävande arterna i fuktig grannaturskog och är placerad högst upp i Skogsstyrelsens värdepyramid för bedömning av skog med höga naturvärden. Samtliga förekomster bör skyddas. Liten sotlav är typisk art för </w:t>
+      </w:r>
+      <w:r>
+        <w:rPr>
+          <w:i/>
+        </w:rPr>
+        <w:t>9010 Taiga</w:t>
+      </w:r>
+      <w:r>
+        <w:t xml:space="preserve"> (SLU Artdatabanken, 2024; Nitare &amp; Skogsstyrelsen, 2019).</w:t>
+      </w:r>
+    </w:p>
+    <w:p>
+      <w:r>
+        <w:rPr>
+          <w:b/>
+        </w:rPr>
         <w:t xml:space="preserve">Ostticka (VU) </w:t>
       </w:r>
       <w:r>
@@ -198,6 +247,37 @@
         <w:rPr>
           <w:b/>
         </w:rPr>
+        <w:t xml:space="preserve">Skuggnål (VU) </w:t>
+      </w:r>
+      <w:r>
+        <w:t>växer främst vid basen av gamla grova granar i gamla boreala barrskogar med hög bonitet och mycket hög luftfuktighet. Minskningstakten har uppgått till 30 (20–50) % under de senaste 50 åren och överstiger gränsvärdet för Sårbar (VU) enligt A-kriteriet. (A2bc+4bc). Vid skogliga inventeringar är skuggnål en art som måste eftersökas och dess växtplatser ska bedömas som nyckelbiotoper (SLU Artdatabanken, 2024).</w:t>
+      </w:r>
+    </w:p>
+    <w:p>
+      <w:r>
+        <w:rPr>
+          <w:b/>
+        </w:rPr>
+        <w:t>Vitskaftad svartspik (VU)</w:t>
+      </w:r>
+      <w:r>
+        <w:t xml:space="preserve"> förekommer främst i naturskog på gamla senvuxna granar och signalerar alltid höga naturvärden. Alla skogliga åtgärder som kan påverka markvatten och luftfuktighet på i närheten av lokaler utgör ett hot. Avverkning av naturskogar utgör ett allvarligt hot och alla skogsskötselåtgärder på eller i närheten av växtplatserna bör undvikas. Lämpligt stora reservat av naturskogstyp bör bevaras. Vitskaftad svartspik är typisk art för </w:t>
+      </w:r>
+      <w:r>
+        <w:rPr>
+          <w:i/>
+        </w:rPr>
+        <w:t>9010 Taiga</w:t>
+      </w:r>
+      <w:r>
+        <w:t xml:space="preserve"> (SLU Artdatabanken, 2026; Nitare &amp; Skogsstyrelsen, 2019).</w:t>
+      </w:r>
+    </w:p>
+    <w:p>
+      <w:r>
+        <w:rPr>
+          <w:b/>
+        </w:rPr>
         <w:t>Doftskinn (NT)</w:t>
       </w:r>
       <w:r>
@@ -298,6 +378,35 @@
         <w:rPr>
           <w:b/>
         </w:rPr>
+        <w:t>Rynkskinn (NT)</w:t>
+      </w:r>
+      <w:r>
+        <w:t xml:space="preserve"> är en vednedbrytare som växer på grova granlågor och ingår i en karaktäristisk association av vedsvampar knutna till urskogsartade barrskogar. Den har klassificerats som en “urskogsindikator” och är placerad i toppen av Skogsstyrelsens värdepyramid för bedömning av skog med höga naturvärden. Allt tyder på att rynkskinn är mycket känslig för skogliga ingrepp och lokalerna, som oftast har höga biologiska kvaliteter, bör lämnas till fri utveckling. Rynkskinn är typisk art för </w:t>
+      </w:r>
+      <w:r>
+        <w:rPr>
+          <w:i/>
+        </w:rPr>
+        <w:t xml:space="preserve">9010 Taiga, 9050 Näringsrik granskog </w:t>
+      </w:r>
+      <w:r>
+        <w:t>och</w:t>
+      </w:r>
+      <w:r>
+        <w:rPr>
+          <w:i/>
+        </w:rPr>
+        <w:t xml:space="preserve"> 9030 Landhöjningsskog</w:t>
+      </w:r>
+      <w:r>
+        <w:t xml:space="preserve"> (Nitare &amp; Skogsstyrelsen, 2019; SLU Artdatabanken, 2026).</w:t>
+      </w:r>
+    </w:p>
+    <w:p>
+      <w:r>
+        <w:rPr>
+          <w:b/>
+        </w:rPr>
         <w:t>Talltita (NT, §4)</w:t>
       </w:r>
       <w:r>
@@ -331,6 +440,62 @@
       </w:r>
       <w:r>
         <w:t xml:space="preserve"> (Skogsstyrelsen, 2016; SLU Artdatabanken, 2024).</w:t>
+      </w:r>
+    </w:p>
+    <w:p>
+      <w:r>
+        <w:rPr>
+          <w:b/>
+        </w:rPr>
+        <w:t>Ullticka (NT)</w:t>
+      </w:r>
+      <w:r>
+        <w:t xml:space="preserve"> är knuten till restbestånd av barrnaturskog och förekommer med ett tydligt optimum i orörda eller måttligt påverkade gamla granskogar där det föreligger viss kontinuitet av grov död ved. Ullticka är en bra signalart inom hela sitt utbredningsområde och i södra Sverige är den sällsynt och en god signalart för skyddsvärda granskogsmiljöer. Den hotas av avverkning och fragmentering av naturskog och äldre granskog med lång trädkontinuitet. På ullticka kan ibland ulltickeporing (VU) påträffas - det är en sällsynt ticka som nyligen delats upp i de tre olika arterna ulltickeporing </w:t>
+      </w:r>
+      <w:r>
+        <w:rPr>
+          <w:i/>
+        </w:rPr>
+        <w:t xml:space="preserve">Skeletocutis brevispora </w:t>
+      </w:r>
+      <w:r>
+        <w:t>(VU)</w:t>
+      </w:r>
+      <w:r>
+        <w:rPr>
+          <w:i/>
+        </w:rPr>
+        <w:t>, Skeletocutis delicata</w:t>
+      </w:r>
+      <w:r>
+        <w:t xml:space="preserve"> (VU)</w:t>
+      </w:r>
+      <w:r>
+        <w:rPr>
+          <w:i/>
+        </w:rPr>
+        <w:t xml:space="preserve"> och Skeletocutis exilis</w:t>
+      </w:r>
+      <w:r>
+        <w:t xml:space="preserve"> (NT). Ullticka är typisk art för </w:t>
+      </w:r>
+      <w:r>
+        <w:rPr>
+          <w:i/>
+        </w:rPr>
+        <w:t xml:space="preserve">9010 Taiga, 9050 Näringsrik granskog </w:t>
+      </w:r>
+      <w:r>
+        <w:t xml:space="preserve">och </w:t>
+      </w:r>
+      <w:r>
+        <w:rPr>
+          <w:i/>
+        </w:rPr>
+        <w:t>9030 Landhöjningsskog</w:t>
+      </w:r>
+      <w:r>
+        <w:t xml:space="preserve"> (SLU Artdatabanken, 2026; Nitare &amp; Skogsstyrelsen, 2019; Miettinen &amp; Niemelä, 2018).</w:t>
       </w:r>
     </w:p>
     <w:p>
@@ -426,7 +591,7 @@
     </w:p>
     <w:p>
       <w:r>
-        <w:t>Följande typiska arter har sina livsmiljöer och växtplatser i den avverkningsanmälda skogen: garnlav (VU, T), gränsticka (VU, T), ostticka (VU, T), doftskinn (NT, T), gammelgransskål (NT, T), knottrig blåslav (NT, T), rosenticka (NT, T), tretåig hackspett (NT, T, §4) och violmussling (NT, T).</w:t>
+        <w:t>Följande typiska arter har sina livsmiljöer och växtplatser i den avverkningsanmälda skogen: doftticka (VU, T, §8), garnlav (VU, T), gränsticka (VU, T), liten sotlav (VU, T), ostticka (VU, T), vitskaftad svartspik (VU, T), doftskinn (NT, T), gammelgransskål (NT, T), knottrig blåslav (NT, T), rosenticka (NT, T), rynkskinn (NT, T), tretåig hackspett (NT, T, §4), ullticka (NT, T) och violmussling (NT, T).</w:t>
       </w:r>
     </w:p>
     <w:p>
@@ -1193,7 +1358,7 @@
     <w:r>
       <w:tab/>
       <w:tab/>
-      <w:t>2026-10-19</w:t>
+      <w:t>2026-10-20</w:t>
       <w:br/>
       <w:br/>
     </w:r>

--- a/tillsyn/A 36619-2026 tillsynsbegäran.docx
+++ b/tillsyn/A 36619-2026 tillsynsbegäran.docx
@@ -22,7 +22,7 @@
       <w:r>
         <w:drawing>
           <wp:inline xmlns:a="http://schemas.openxmlformats.org/drawingml/2006/main" xmlns:pic="http://schemas.openxmlformats.org/drawingml/2006/picture">
-            <wp:extent cx="5486400" cy="5407215"/>
+            <wp:extent cx="5486400" cy="5397788"/>
             <wp:docPr id="1" name="Picture 1"/>
             <wp:cNvGraphicFramePr>
               <a:graphicFrameLocks noChangeAspect="1"/>
@@ -43,7 +43,7 @@
                   <pic:spPr>
                     <a:xfrm>
                       <a:off x="0" y="0"/>
-                      <a:ext cx="5486400" cy="5407215"/>
+                      <a:ext cx="5486400" cy="5397788"/>
                     </a:xfrm>
                     <a:prstGeom prst="rect"/>
                   </pic:spPr>
@@ -65,7 +65,7 @@
     </w:p>
     <w:p>
       <w:r>
-        <w:t>I och inom 23 meter från avverkningsanmälan finns fynd av 17 naturvårdsarter, varav 17 är rödlistade, 4 är fridlysta och 14 är typiska (T): doftticka (VU, T, §8), garnlav (VU, T), gränsticka (VU, T), hökuggla (VU, §4), liten sotlav (VU, T), ostticka (VU, T), skuggnål (VU), vitskaftad svartspik (VU, T), doftskinn (NT, T), gammelgransskål (NT, T), knottrig blåslav (NT, T), rosenticka (NT, T), rynkskinn (NT, T), talltita (NT, §4), tretåig hackspett (NT, T, §4), ullticka (NT, T) och violmussling (NT, T). Se Figur 1.</w:t>
+        <w:t>I och inom 23 meter från avverkningsanmälan finns fynd av 16 naturvårdsarter, varav 16 är rödlistade, 3 är fridlysta och 13 är typiska (T): garnlav (VU, T), gränsticka (VU, T), hökuggla (VU, §4), liten sotlav (VU, T), ostticka (VU, T), skuggnål (VU), vitskaftad svartspik (VU, T), doftskinn (NT, T), gammelgransskål (NT, T), knottrig blåslav (NT, T), rosenticka (NT, T), rynkskinn (NT, T), talltita (NT, §4), tretåig hackspett (NT, T, §4), ullticka (NT, T) och violmussling (NT, T). Se Figur 1.</w:t>
       </w:r>
     </w:p>
     <w:p>
@@ -109,35 +109,6 @@
         <w:rPr>
           <w:b/>
         </w:rPr>
-        <w:t>Doftticka (VU, §8)</w:t>
-      </w:r>
-      <w:r>
-        <w:t xml:space="preserve"> är rödlistad som sårbar (VU) och fridlyst enligt 8§ artskyddsförordningen. Den är även globalt rödlistad som Nära hotad (NT) vilket innebär att Sverige har ett internationellt ansvar för arten. Doftticka är beroende av hög och jämn luftfuktighet i gamla, ostörda skogsmiljöer och är känslig för snabba förändringar av ljus-/vindförhållanden eller uttorkning. Dofttickan är placerad i toppen av Skogsstyrelsens värdepyramid för bedömning av skog med höga naturvärden och signalerar alltid gamla sälgar och skogsområden med höga naturvärden. Avverkning av värdträd (främst sälg) utgör det största hotet och när gamla och olikåldriga skogar med sälg avverkas försvinner oftast sälgen. Dofttickan har minskat med ca 30 % under de senaste 30 åren och är typisk art för </w:t>
-      </w:r>
-      <w:r>
-        <w:rPr>
-          <w:i/>
-        </w:rPr>
-        <w:t>9010 Taiga</w:t>
-      </w:r>
-      <w:r>
-        <w:t xml:space="preserve"> och</w:t>
-      </w:r>
-      <w:r>
-        <w:rPr>
-          <w:i/>
-        </w:rPr>
-        <w:t xml:space="preserve"> 9050 Näringsrik granskog </w:t>
-      </w:r>
-      <w:r>
-        <w:t>(IUCN Redlist, 2024; Nitare &amp; Skogsstyrelsen, 2019; SLU Artdatabanken, 2024).</w:t>
-      </w:r>
-    </w:p>
-    <w:p>
-      <w:r>
-        <w:rPr>
-          <w:b/>
-        </w:rPr>
         <w:t>Garnlav (VU)</w:t>
       </w:r>
       <w:r>
@@ -591,7 +562,7 @@
     </w:p>
     <w:p>
       <w:r>
-        <w:t>Följande typiska arter har sina livsmiljöer och växtplatser i den avverkningsanmälda skogen: doftticka (VU, T, §8), garnlav (VU, T), gränsticka (VU, T), liten sotlav (VU, T), ostticka (VU, T), vitskaftad svartspik (VU, T), doftskinn (NT, T), gammelgransskål (NT, T), knottrig blåslav (NT, T), rosenticka (NT, T), rynkskinn (NT, T), tretåig hackspett (NT, T, §4), ullticka (NT, T) och violmussling (NT, T).</w:t>
+        <w:t>Följande typiska arter har sina livsmiljöer och växtplatser i den avverkningsanmälda skogen: garnlav (VU, T), gränsticka (VU, T), liten sotlav (VU, T), ostticka (VU, T), vitskaftad svartspik (VU, T), doftskinn (NT, T), gammelgransskål (NT, T), knottrig blåslav (NT, T), rosenticka (NT, T), rynkskinn (NT, T), tretåig hackspett (NT, T, §4), ullticka (NT, T) och violmussling (NT, T).</w:t>
       </w:r>
     </w:p>
     <w:p>
@@ -1358,7 +1329,7 @@
     <w:r>
       <w:tab/>
       <w:tab/>
-      <w:t>2026-10-20</w:t>
+      <w:t>2026-10-21</w:t>
       <w:br/>
       <w:br/>
     </w:r>

--- a/tillsyn/A 36619-2026 tillsynsbegäran.docx
+++ b/tillsyn/A 36619-2026 tillsynsbegäran.docx
@@ -1329,7 +1329,7 @@
     <w:r>
       <w:tab/>
       <w:tab/>
-      <w:t>2026-10-21</w:t>
+      <w:t>2026-10-22</w:t>
       <w:br/>
       <w:br/>
     </w:r>

--- a/tillsyn/A 36619-2026 tillsynsbegäran.docx
+++ b/tillsyn/A 36619-2026 tillsynsbegäran.docx
@@ -1329,7 +1329,7 @@
     <w:r>
       <w:tab/>
       <w:tab/>
-      <w:t>2026-10-22</w:t>
+      <w:t>2026-10-23</w:t>
       <w:br/>
       <w:br/>
     </w:r>

--- a/tillsyn/A 36619-2026 tillsynsbegäran.docx
+++ b/tillsyn/A 36619-2026 tillsynsbegäran.docx
@@ -1329,7 +1329,7 @@
     <w:r>
       <w:tab/>
       <w:tab/>
-      <w:t>2026-10-23</w:t>
+      <w:t>2026-10-24</w:t>
       <w:br/>
       <w:br/>
     </w:r>

--- a/tillsyn/A 36619-2026 tillsynsbegäran.docx
+++ b/tillsyn/A 36619-2026 tillsynsbegäran.docx
@@ -1329,7 +1329,7 @@
     <w:r>
       <w:tab/>
       <w:tab/>
-      <w:t>2026-10-24</w:t>
+      <w:t>2026-10-25</w:t>
       <w:br/>
       <w:br/>
     </w:r>

--- a/tillsyn/A 36619-2026 tillsynsbegäran.docx
+++ b/tillsyn/A 36619-2026 tillsynsbegäran.docx
@@ -1329,7 +1329,7 @@
     <w:r>
       <w:tab/>
       <w:tab/>
-      <w:t>2026-10-25</w:t>
+      <w:t>2026-10-26</w:t>
       <w:br/>
       <w:br/>
     </w:r>

--- a/tillsyn/A 36619-2026 tillsynsbegäran.docx
+++ b/tillsyn/A 36619-2026 tillsynsbegäran.docx
@@ -1329,7 +1329,7 @@
     <w:r>
       <w:tab/>
       <w:tab/>
-      <w:t>2026-10-26</w:t>
+      <w:t>2026-10-27</w:t>
       <w:br/>
       <w:br/>
     </w:r>

--- a/tillsyn/A 36619-2026 tillsynsbegäran.docx
+++ b/tillsyn/A 36619-2026 tillsynsbegäran.docx
@@ -1329,7 +1329,7 @@
     <w:r>
       <w:tab/>
       <w:tab/>
-      <w:t>2026-10-27</w:t>
+      <w:t>2026-10-28</w:t>
       <w:br/>
       <w:br/>
     </w:r>

--- a/tillsyn/A 36619-2026 tillsynsbegäran.docx
+++ b/tillsyn/A 36619-2026 tillsynsbegäran.docx
@@ -1329,7 +1329,7 @@
     <w:r>
       <w:tab/>
       <w:tab/>
-      <w:t>2026-10-28</w:t>
+      <w:t>2026-10-29</w:t>
       <w:br/>
       <w:br/>
     </w:r>

--- a/tillsyn/A 36619-2026 tillsynsbegäran.docx
+++ b/tillsyn/A 36619-2026 tillsynsbegäran.docx
@@ -1329,7 +1329,7 @@
     <w:r>
       <w:tab/>
       <w:tab/>
-      <w:t>2026-10-29</w:t>
+      <w:t>2026-10-31</w:t>
       <w:br/>
       <w:br/>
     </w:r>
